--- a/GSK/public/Esercizi/02_Analisi_dati_Excel/Istruzioni_Ottobre_2025_GSK.docx
+++ b/GSK/public/Esercizi/02_Analisi_dati_Excel/Istruzioni_Ottobre_2025_GSK.docx
@@ -4,43 +4,36 @@
   <w:body>
     <w:p>
       <w:pPr>
+        <w:pStyle w:val="Title"/>
         <w:rPr>
-          <w:sz w:val="24"/>
-          <w:szCs w:val="24"/>
+          <w:color w:val="000000"/>
         </w:rPr>
       </w:pPr>
+      <w:bookmarkStart w:colFirst="0" w:colLast="0" w:name="_heading=h.j821s0isit5l" w:id="0"/>
+      <w:bookmarkEnd w:id="0"/>
       <w:r>
         <w:rPr>
-          <w:b w:val="1"/>
-          <w:sz w:val="34"/>
-          <w:szCs w:val="34"/>
+          <w:color w:val="000000"/>
           <w:rtl w:val="0"/>
         </w:rPr>
-        <w:t xml:space="preserve">Istruzioni – Ottobre 2025</w:t>
-      </w:r>
-      <w:r>
-        <w:rPr>
-          <w:rtl w:val="0"/>
-        </w:rPr>
+        <w:t xml:space="preserve">Istruzioni</w:t>
       </w:r>
     </w:p>
     <w:p>
       <w:pPr>
-        <w:rPr/>
+        <w:pStyle w:val="Subtitle"/>
+        <w:rPr>
+          <w:color w:val="000000"/>
+        </w:rPr>
       </w:pPr>
+      <w:bookmarkStart w:colFirst="0" w:colLast="0" w:name="_heading=h.26ui63qthaqj" w:id="1"/>
+      <w:bookmarkEnd w:id="1"/>
       <w:r>
         <w:rPr>
-          <w:i w:val="1"/>
-          <w:sz w:val="26"/>
-          <w:szCs w:val="26"/>
+          <w:color w:val="000000"/>
           <w:rtl w:val="0"/>
         </w:rPr>
         <w:t xml:space="preserve">Analisi dati di produzione con GenAI: Macchine di Packaging</w:t>
-      </w:r>
-      <w:r>
-        <w:rPr>
-          <w:rtl w:val="0"/>
-        </w:rPr>
       </w:r>
     </w:p>
     <w:p>
@@ -56,19 +49,19 @@
     </w:p>
     <w:p>
       <w:pPr>
-        <w:rPr/>
+        <w:pStyle w:val="Heading1"/>
+        <w:rPr>
+          <w:color w:val="000000"/>
+        </w:rPr>
       </w:pPr>
+      <w:bookmarkStart w:colFirst="0" w:colLast="0" w:name="_heading=h.56lv2w5vmygm" w:id="2"/>
+      <w:bookmarkEnd w:id="2"/>
       <w:r>
         <w:rPr>
-          <w:b w:val="1"/>
+          <w:color w:val="000000"/>
           <w:rtl w:val="0"/>
         </w:rPr>
         <w:t xml:space="preserve">Obiettivo</w:t>
-      </w:r>
-      <w:r>
-        <w:rPr>
-          <w:rtl w:val="0"/>
-        </w:rPr>
       </w:r>
     </w:p>
     <w:p>
@@ -87,24 +80,24 @@
         <w:br w:type="textWrapping"/>
         <w:t xml:space="preserve">• formulare ipotesi e previsioni,</w:t>
         <w:br w:type="textWrapping"/>
-        <w:t xml:space="preserve">• usare GenAI per supportare l’analisi e la comunicazione dei risultati.</w:t>
+        <w:t xml:space="preserve">• usare Gigi per supportare l’analisi e la comunicazione dei risultati.</w:t>
       </w:r>
     </w:p>
     <w:p>
       <w:pPr>
-        <w:rPr/>
+        <w:pStyle w:val="Heading1"/>
+        <w:rPr>
+          <w:color w:val="000000"/>
+        </w:rPr>
       </w:pPr>
+      <w:bookmarkStart w:colFirst="0" w:colLast="0" w:name="_heading=h.xwz3tdr078dj" w:id="3"/>
+      <w:bookmarkEnd w:id="3"/>
       <w:r>
         <w:rPr>
-          <w:b w:val="1"/>
+          <w:color w:val="000000"/>
           <w:rtl w:val="0"/>
         </w:rPr>
         <w:t xml:space="preserve">Contesto dell'esercizio</w:t>
-      </w:r>
-      <w:r>
-        <w:rPr>
-          <w:rtl w:val="0"/>
-        </w:rPr>
       </w:r>
     </w:p>
     <w:p>
@@ -126,24 +119,24 @@
         <w:rPr>
           <w:rtl w:val="0"/>
         </w:rPr>
-        <w:t xml:space="preserve">In questo esercizio simulerai questa attività, utilizzando GenAI per generare insight, migliorare la visualizzazione dei dati e formulare previsioni basate sull’andamento.</w:t>
+        <w:t xml:space="preserve">In questo esercizio simulerai questa attività, utilizzando Gigi per generare insight, migliorare la visualizzazione dei dati e formulare previsioni basate sull’andamento.</w:t>
       </w:r>
     </w:p>
     <w:p>
       <w:pPr>
-        <w:rPr/>
+        <w:pStyle w:val="Heading1"/>
+        <w:rPr>
+          <w:color w:val="000000"/>
+        </w:rPr>
       </w:pPr>
+      <w:bookmarkStart w:colFirst="0" w:colLast="0" w:name="_heading=h.50mq2yzbo7p" w:id="4"/>
+      <w:bookmarkEnd w:id="4"/>
       <w:r>
         <w:rPr>
-          <w:b w:val="1"/>
+          <w:color w:val="000000"/>
           <w:rtl w:val="0"/>
         </w:rPr>
         <w:t xml:space="preserve">Materiali forniti</w:t>
-      </w:r>
-      <w:r>
-        <w:rPr>
-          <w:rtl w:val="0"/>
-        </w:rPr>
       </w:r>
     </w:p>
     <w:p>
@@ -170,19 +163,19 @@
     </w:p>
     <w:p>
       <w:pPr>
-        <w:rPr/>
+        <w:pStyle w:val="Heading1"/>
+        <w:rPr>
+          <w:color w:val="000000"/>
+        </w:rPr>
       </w:pPr>
+      <w:bookmarkStart w:colFirst="0" w:colLast="0" w:name="_heading=h.tezyvp37b0sn" w:id="5"/>
+      <w:bookmarkEnd w:id="5"/>
       <w:r>
         <w:rPr>
-          <w:b w:val="1"/>
+          <w:color w:val="000000"/>
           <w:rtl w:val="0"/>
         </w:rPr>
         <w:t xml:space="preserve">Suggerimenti</w:t>
-      </w:r>
-      <w:r>
-        <w:rPr>
-          <w:rtl w:val="0"/>
-        </w:rPr>
       </w:r>
     </w:p>
     <w:p>
@@ -193,7 +186,7 @@
         <w:rPr>
           <w:rtl w:val="0"/>
         </w:rPr>
-        <w:t xml:space="preserve">• Utilizzare GenAI per velocizzare l'analisi dei dati grezzi.</w:t>
+        <w:t xml:space="preserve">• Utilizzare Gigi per velocizzare l'analisi dei dati grezzi. Stai attento a cosa può fare Gigi e cosa non sa ancora fare.</w:t>
         <w:br w:type="textWrapping"/>
         <w:t xml:space="preserve">• Concentrarsi sulla trasformazione dei dati in insight operativi.</w:t>
         <w:br w:type="textWrapping"/>
@@ -202,36 +195,36 @@
     </w:p>
     <w:p>
       <w:pPr>
-        <w:rPr/>
+        <w:pStyle w:val="Heading1"/>
+        <w:rPr>
+          <w:color w:val="000000"/>
+        </w:rPr>
       </w:pPr>
+      <w:bookmarkStart w:colFirst="0" w:colLast="0" w:name="_heading=h.2e5cu027hf63" w:id="6"/>
+      <w:bookmarkEnd w:id="6"/>
       <w:r>
         <w:rPr>
-          <w:b w:val="1"/>
+          <w:color w:val="000000"/>
           <w:rtl w:val="0"/>
         </w:rPr>
         <w:t xml:space="preserve">Attività da svolgere</w:t>
       </w:r>
-      <w:r>
-        <w:rPr>
-          <w:rtl w:val="0"/>
-        </w:rPr>
-      </w:r>
     </w:p>
     <w:p>
       <w:pPr>
-        <w:rPr/>
+        <w:pStyle w:val="Heading2"/>
+        <w:rPr>
+          <w:color w:val="000000"/>
+        </w:rPr>
       </w:pPr>
+      <w:bookmarkStart w:colFirst="0" w:colLast="0" w:name="_heading=h.5g3xswkbpl55" w:id="7"/>
+      <w:bookmarkEnd w:id="7"/>
       <w:r>
         <w:rPr>
-          <w:b w:val="1"/>
+          <w:color w:val="000000"/>
           <w:rtl w:val="0"/>
         </w:rPr>
         <w:t xml:space="preserve">Fase 1: Osservazione e interpretazione (10 minuti)</w:t>
-      </w:r>
-      <w:r>
-        <w:rPr>
-          <w:rtl w:val="0"/>
-        </w:rPr>
       </w:r>
     </w:p>
     <w:p>
@@ -268,6 +261,17 @@
       </w:pPr>
       <w:r>
         <w:rPr>
+          <w:rtl w:val="0"/>
+        </w:rPr>
+        <w:t xml:space="preserve">Domanda: gli appunti del Manager sono corretti? </w:t>
+      </w:r>
+    </w:p>
+    <w:p>
+      <w:pPr>
+        <w:rPr/>
+      </w:pPr>
+      <w:r>
+        <w:rPr>
           <w:b w:val="1"/>
           <w:rtl w:val="0"/>
         </w:rPr>
@@ -292,19 +296,19 @@
     </w:p>
     <w:p>
       <w:pPr>
-        <w:rPr/>
+        <w:pStyle w:val="Heading2"/>
+        <w:rPr>
+          <w:color w:val="000000"/>
+        </w:rPr>
       </w:pPr>
+      <w:bookmarkStart w:colFirst="0" w:colLast="0" w:name="_heading=h.ra6g2xqz71j1" w:id="8"/>
+      <w:bookmarkEnd w:id="8"/>
       <w:r>
         <w:rPr>
-          <w:b w:val="1"/>
+          <w:color w:val="000000"/>
           <w:rtl w:val="0"/>
         </w:rPr>
         <w:t xml:space="preserve">Fase 2: Sintesi testuale (10 minuti)</w:t>
-      </w:r>
-      <w:r>
-        <w:rPr>
-          <w:rtl w:val="0"/>
-        </w:rPr>
       </w:r>
     </w:p>
     <w:p>
@@ -330,7 +334,18 @@
         <w:br w:type="textWrapping"/>
         <w:t xml:space="preserve">1) Redigi un paragrafo sintetico (6–8 righe) che descriva l’andamento produttivo.</w:t>
         <w:br w:type="textWrapping"/>
-        <w:t xml:space="preserve">2) Crea, con l’aiuto di GenAI, una rappresentazione grafica efficace del trend produttivo (uno o più grafici).</w:t>
+        <w:t xml:space="preserve">2) Crea, con l’aiuto di Gigi (vale quanto detto nei suggerimenti), una rappresentazione grafica efficace del trend produttivo (uno o più grafici).</w:t>
+      </w:r>
+    </w:p>
+    <w:p>
+      <w:pPr>
+        <w:rPr/>
+      </w:pPr>
+      <w:r>
+        <w:rPr>
+          <w:rtl w:val="0"/>
+        </w:rPr>
+        <w:t xml:space="preserve">Prepara una risposta formale per il manager con quanto detto nella sintesi e i grafici necessari per confermare quanto detto da lui o confutare quanto detto da lui.</w:t>
       </w:r>
     </w:p>
     <w:p>
@@ -363,19 +378,19 @@
     </w:p>
     <w:p>
       <w:pPr>
-        <w:rPr/>
+        <w:pStyle w:val="Heading2"/>
+        <w:rPr>
+          <w:color w:val="000000"/>
+        </w:rPr>
       </w:pPr>
+      <w:bookmarkStart w:colFirst="0" w:colLast="0" w:name="_heading=h.ui1wg1ybnz7o" w:id="9"/>
+      <w:bookmarkEnd w:id="9"/>
       <w:r>
         <w:rPr>
-          <w:b w:val="1"/>
+          <w:color w:val="000000"/>
           <w:rtl w:val="0"/>
         </w:rPr>
         <w:t xml:space="preserve">Fase 3: Prompting strategico (10 minuti)</w:t>
-      </w:r>
-      <w:r>
-        <w:rPr>
-          <w:rtl w:val="0"/>
-        </w:rPr>
       </w:r>
     </w:p>
     <w:p>
@@ -399,7 +414,7 @@
         </w:rPr>
         <w:t xml:space="preserve">Task da svolgere:</w:t>
         <w:br w:type="textWrapping"/>
-        <w:t xml:space="preserve">1) Carica i dati su Gigi e chiedi una previsione per il mese di Novembre 2025.</w:t>
+        <w:t xml:space="preserve">1) Carica i dati su Gigi in una nuova chat e fatti aiutare a identificare outlier e ottenere una previsione per il mese di Novembre 2025.</w:t>
         <w:br w:type="textWrapping"/>
         <w:t xml:space="preserve">2) Richiedi eventuali azioni preventive o correttive sulla base dei trend emersi (es. micro-fermate, manutenzione, calibrazione).</w:t>
       </w:r>
@@ -429,7 +444,7 @@
         <w:rPr>
           <w:rtl w:val="0"/>
         </w:rPr>
-        <w:t xml:space="preserve">• Una previsione per il mese successivo + una proposta concreta da presentare al team operativo.</w:t>
+        <w:t xml:space="preserve">• Una previsione per il mese successivo + una proposta chiara da presentare al team operativo e ovviamente al manager.</w:t>
       </w:r>
     </w:p>
     <w:sectPr>
@@ -12422,7 +12437,7 @@
 
 <file path=customXML/item1.xml><?xml version="1.0" encoding="utf-8"?>
 <go:gDocsCustomXmlDataStorage xmlns:go="http://customooxmlschemas.google.com/" xmlns:r="http://schemas.openxmlformats.org/officeDocument/2006/relationships" uri="GoogleDocsCustomDataVersion2">
-  <go:docsCustomData xmlns:go="http://customooxmlschemas.google.com/" roundtripDataSignature="AMtx7mgYcfIpbH9xsJPwMxY0GsplMqfPWQ==">CgMxLjA4AHIhMVg5a290V2Q1WkkzTzFRQVIxaG9TMktJbEZhclYxbWRJ</go:docsCustomData>
+  <go:docsCustomData xmlns:go="http://customooxmlschemas.google.com/" roundtripDataSignature="AMtx7mhDmmdagMAS5lRG4HGrEGN58H8XFg==">CgMxLjAyDmguajgyMXMwaXNpdDVsMg5oLjI2dWk2M3F0aGFxajIOaC41Nmx2Mnc1dm15Z20yDmgueHd6M3RkcjA3OGRqMg1oLjUwbXEyeXpibzdwMg5oLnRlenl2cDM3YjBzbjIOaC4yZTVjdTAyN2hmNjMyDmguNWczeHN3a2JwbDU1Mg5oLnJhNmcyeHF6NzFqMTIOaC51aTF3ZzF5Ym56N284AHIhMVg5a290V2Q1WkkzTzFRQVIxaG9TMktJbEZhclYxbWRJ</go:docsCustomData>
 </go:gDocsCustomXmlDataStorage>
 </file>
 
